--- a/Resume_UX_cbolorinos.docx
+++ b/Resume_UX_cbolorinos.docx
@@ -8,7 +8,7 @@
           <w:noProof/>
         </w:rPr>
         <w:drawing>
-          <wp:anchor distT="0" distB="0" distL="0" distR="0" simplePos="0" relativeHeight="1371600" behindDoc="1" locked="0" layoutInCell="1" allowOverlap="1" wp14:anchorId="56E9FE3A" wp14:editId="69CADBC6">
+          <wp:anchor distT="0" distB="0" distL="0" distR="0" simplePos="0" relativeHeight="1371600" behindDoc="1" locked="0" layoutInCell="1" allowOverlap="1" wp14:anchorId="4B2CD687" wp14:editId="122ED74E">
             <wp:simplePos x="0" y="0"/>
             <wp:positionH relativeFrom="page">
               <wp:posOffset>0</wp:posOffset>
@@ -145,19 +145,38 @@
     </w:p>
     <w:p>
       <w:pPr>
-        <w:pBdr>
-          <w:bottom w:val="single" w:sz="10" w:space="4" w:color="BCAC8F"/>
-        </w:pBdr>
-        <w:spacing w:before="320" w:after="100"/>
-        <w:rPr>
-          <w:spacing w:val="12"/>
-        </w:rPr>
-      </w:pPr>
-      <w:r>
-        <w:rPr>
-          <w:spacing w:val="12"/>
-        </w:rPr>
-        <w:t>Senior UX Researcher &amp; Product Designer with 10 years of experience researching and designing complex digital products. Experienced in qualitative and quantitative research, workflow analysis, behavioral analytics, and translating research into product strategy, interaction design, and prototypes. Increasingly focused on AI-enabled products, agentic workflows, automation, and human-in-the-loop experiences.</w:t>
+        <w:spacing w:after="60"/>
+        <w:jc w:val="both"/>
+      </w:pPr>
+      <w:r>
+        <w:rPr>
+          <w:spacing w:val="12"/>
+        </w:rPr>
+        <w:t xml:space="preserve">Product Designer with 10 years of experience in product design, UX research, and emerging technology. I ground product decisions in evidence </w:t>
+      </w:r>
+      <w:r>
+        <w:rPr>
+          <w:spacing w:val="12"/>
+        </w:rPr>
+        <w:t>(</w:t>
+      </w:r>
+      <w:r>
+        <w:rPr>
+          <w:spacing w:val="12"/>
+        </w:rPr>
+        <w:t>user interviews, discovery cycles, usability testing, behavioural analytics and large-scale qualitative synthesis</w:t>
+      </w:r>
+      <w:r>
+        <w:rPr>
+          <w:spacing w:val="12"/>
+        </w:rPr>
+        <w:t>)</w:t>
+      </w:r>
+      <w:r>
+        <w:rPr>
+          <w:spacing w:val="12"/>
+        </w:rPr>
+        <w:t xml:space="preserve"> and translate what I learn into flows, interfaces and strategies teams can act on. I bring AI and automation into the research process to move faster from raw input to decision.</w:t>
       </w:r>
     </w:p>
     <w:p>
@@ -255,7 +274,7 @@
         <w:rPr>
           <w:spacing w:val="12"/>
         </w:rPr>
-        <w:t>Co-founded Summit, an event and community app built for WSA, since spun out as an independent product now serving clients unrelated to WSA. 60% attendee adoption, continues getting engagement up to two months after events.</w:t>
+        <w:t>Led design of Summit, an event and community app for WSA, built with a developer co-founder for a Chairman whose bar was engagement between events. 60% attendee adoption, still used up to two months after events; now an independent product serving other clients.</w:t>
       </w:r>
     </w:p>
     <w:p>
@@ -272,7 +291,52 @@
         <w:rPr>
           <w:spacing w:val="12"/>
         </w:rPr>
-        <w:t>Designed and developed localized country pages, simplifying access to rules, profiles, and application flows. Within 3 months of development, 19% of users were visiting these pages.</w:t>
+        <w:t>Designed and helped develop localized country pages with WSA's community manager and a part-time developer, simplifying access to rules, profiles and application flows. Within 3 months, 19% of users were visiting these pages.</w:t>
+      </w:r>
+    </w:p>
+    <w:p>
+      <w:pPr>
+        <w:tabs>
+          <w:tab w:val="right" w:pos="10080"/>
+        </w:tabs>
+        <w:spacing w:before="200" w:after="60"/>
+      </w:pPr>
+      <w:r>
+        <w:rPr>
+          <w:b/>
+          <w:bCs/>
+          <w:color w:val="43486B"/>
+          <w:spacing w:val="30"/>
+          <w:sz w:val="20"/>
+          <w:szCs w:val="20"/>
+        </w:rPr>
+        <w:t>Product Designer</w:t>
+      </w:r>
+      <w:r>
+        <w:rPr>
+          <w:spacing w:val="12"/>
+          <w:sz w:val="20"/>
+          <w:szCs w:val="20"/>
+        </w:rPr>
+        <w:t xml:space="preserve">  ·  5Mins</w:t>
+      </w:r>
+      <w:r>
+        <w:rPr>
+          <w:sz w:val="20"/>
+          <w:szCs w:val="20"/>
+        </w:rPr>
+        <w:tab/>
+      </w:r>
+      <w:r>
+        <w:rPr>
+          <w:i/>
+          <w:iCs/>
+          <w:color w:val="A3957C"/>
+          <w:spacing w:val="12"/>
+          <w:sz w:val="17"/>
+          <w:szCs w:val="17"/>
+        </w:rPr>
+        <w:t>Sep 2022 – Sep 2023</w:t>
       </w:r>
     </w:p>
     <w:p>
@@ -289,52 +353,7 @@
         <w:rPr>
           <w:spacing w:val="12"/>
         </w:rPr>
-        <w:t>Introduced personalized regional newsletters through segmentation of a 20K-subscriber newsletter audience, boosting open rates by 38%.</w:t>
-      </w:r>
-    </w:p>
-    <w:p>
-      <w:pPr>
-        <w:tabs>
-          <w:tab w:val="right" w:pos="10080"/>
-        </w:tabs>
-        <w:spacing w:before="200" w:after="60"/>
-      </w:pPr>
-      <w:r>
-        <w:rPr>
-          <w:b/>
-          <w:bCs/>
-          <w:color w:val="43486B"/>
-          <w:spacing w:val="30"/>
-          <w:sz w:val="20"/>
-          <w:szCs w:val="20"/>
-        </w:rPr>
-        <w:t>Product Designer</w:t>
-      </w:r>
-      <w:r>
-        <w:rPr>
-          <w:spacing w:val="12"/>
-          <w:sz w:val="20"/>
-          <w:szCs w:val="20"/>
-        </w:rPr>
-        <w:t xml:space="preserve">  ·  5Mins</w:t>
-      </w:r>
-      <w:r>
-        <w:rPr>
-          <w:sz w:val="20"/>
-          <w:szCs w:val="20"/>
-        </w:rPr>
-        <w:tab/>
-      </w:r>
-      <w:r>
-        <w:rPr>
-          <w:i/>
-          <w:iCs/>
-          <w:color w:val="A3957C"/>
-          <w:spacing w:val="12"/>
-          <w:sz w:val="17"/>
-          <w:szCs w:val="17"/>
-        </w:rPr>
-        <w:t>Sep 2022 – Sep 2023</w:t>
+        <w:t>Designed gamification systems and social interaction features (user flows, interaction patterns and UI components) for a learning platform that increased 7-day retention by 18%.</w:t>
       </w:r>
     </w:p>
     <w:p>
@@ -351,7 +370,52 @@
         <w:rPr>
           <w:spacing w:val="12"/>
         </w:rPr>
-        <w:t>Designed gamification systems and social interaction features (user flows, interaction patterns and UI components) for a learning platform that increased 7-day retention by 18%.</w:t>
+        <w:t>Migrated the design system from Sketch to Figma and kept it in sync with the developers' Storybook: aligning Storybook to Figma where brand consistency or information hierarchy was at stake, and Figma to Storybook where their components simplified the app's logic.</w:t>
+      </w:r>
+    </w:p>
+    <w:p>
+      <w:pPr>
+        <w:tabs>
+          <w:tab w:val="right" w:pos="10080"/>
+        </w:tabs>
+        <w:spacing w:before="200" w:after="60"/>
+      </w:pPr>
+      <w:r>
+        <w:rPr>
+          <w:b/>
+          <w:bCs/>
+          <w:color w:val="43486B"/>
+          <w:spacing w:val="30"/>
+          <w:sz w:val="20"/>
+          <w:szCs w:val="20"/>
+        </w:rPr>
+        <w:t>Growth Product Designer</w:t>
+      </w:r>
+      <w:r>
+        <w:rPr>
+          <w:spacing w:val="12"/>
+          <w:sz w:val="20"/>
+          <w:szCs w:val="20"/>
+        </w:rPr>
+        <w:t xml:space="preserve">  ·  SwissBorg</w:t>
+      </w:r>
+      <w:r>
+        <w:rPr>
+          <w:sz w:val="20"/>
+          <w:szCs w:val="20"/>
+        </w:rPr>
+        <w:tab/>
+      </w:r>
+      <w:r>
+        <w:rPr>
+          <w:i/>
+          <w:iCs/>
+          <w:color w:val="A3957C"/>
+          <w:spacing w:val="12"/>
+          <w:sz w:val="17"/>
+          <w:szCs w:val="17"/>
+        </w:rPr>
+        <w:t>6-month contract  ·  Mar 2022 – Sep 2022</w:t>
       </w:r>
     </w:p>
     <w:p>
@@ -368,52 +432,7 @@
         <w:rPr>
           <w:spacing w:val="12"/>
         </w:rPr>
-        <w:t>Migrated (Sketch to Figma) and maintained design system, overseeing implementation across content, design and engineering teams.</w:t>
-      </w:r>
-    </w:p>
-    <w:p>
-      <w:pPr>
-        <w:tabs>
-          <w:tab w:val="right" w:pos="10080"/>
-        </w:tabs>
-        <w:spacing w:before="200" w:after="60"/>
-      </w:pPr>
-      <w:r>
-        <w:rPr>
-          <w:b/>
-          <w:bCs/>
-          <w:color w:val="43486B"/>
-          <w:spacing w:val="30"/>
-          <w:sz w:val="20"/>
-          <w:szCs w:val="20"/>
-        </w:rPr>
-        <w:t>Growth Product Designer</w:t>
-      </w:r>
-      <w:r>
-        <w:rPr>
-          <w:spacing w:val="12"/>
-          <w:sz w:val="20"/>
-          <w:szCs w:val="20"/>
-        </w:rPr>
-        <w:t xml:space="preserve">  ·  SwissBorg</w:t>
-      </w:r>
-      <w:r>
-        <w:rPr>
-          <w:sz w:val="20"/>
-          <w:szCs w:val="20"/>
-        </w:rPr>
-        <w:tab/>
-      </w:r>
-      <w:r>
-        <w:rPr>
-          <w:i/>
-          <w:iCs/>
-          <w:color w:val="A3957C"/>
-          <w:spacing w:val="12"/>
-          <w:sz w:val="17"/>
-          <w:szCs w:val="17"/>
-        </w:rPr>
-        <w:t>6-month contract  ·  Mar 2022 – Sep 2022</w:t>
+        <w:t>Proposed and ran 15+ A/B experiments on the SwissBorg website, using the dev team's existing testing setup and adding Hotjar, to grow app downloads and upsell conversion.</w:t>
       </w:r>
     </w:p>
     <w:p>
@@ -430,7 +449,52 @@
         <w:rPr>
           <w:spacing w:val="12"/>
         </w:rPr>
-        <w:t>Designed and ran 15+ A/B experiments on the SwissBorg website, iterating on UI components, interaction patterns and conversion flows based on data insights.</w:t>
+        <w:t xml:space="preserve">Created an ESG monitoring interface for cryptocurrencies, helping users make investments that were better aligned with their values.</w:t>
+      </w:r>
+    </w:p>
+    <w:p>
+      <w:pPr>
+        <w:tabs>
+          <w:tab w:val="right" w:pos="10080"/>
+        </w:tabs>
+        <w:spacing w:before="200" w:after="60"/>
+      </w:pPr>
+      <w:r>
+        <w:rPr>
+          <w:b/>
+          <w:bCs/>
+          <w:color w:val="43486B"/>
+          <w:spacing w:val="30"/>
+          <w:sz w:val="20"/>
+          <w:szCs w:val="20"/>
+        </w:rPr>
+        <w:t>UI &amp; Digital Designer</w:t>
+      </w:r>
+      <w:r>
+        <w:rPr>
+          <w:spacing w:val="12"/>
+          <w:sz w:val="20"/>
+          <w:szCs w:val="20"/>
+        </w:rPr>
+        <w:t xml:space="preserve">  ·  Ria Money Transfer</w:t>
+      </w:r>
+      <w:r>
+        <w:rPr>
+          <w:sz w:val="20"/>
+          <w:szCs w:val="20"/>
+        </w:rPr>
+        <w:tab/>
+      </w:r>
+      <w:r>
+        <w:rPr>
+          <w:i/>
+          <w:iCs/>
+          <w:color w:val="A3957C"/>
+          <w:spacing w:val="12"/>
+          <w:sz w:val="17"/>
+          <w:szCs w:val="17"/>
+        </w:rPr>
+        <w:t>Sep 2020 – Mar 2022</w:t>
       </w:r>
     </w:p>
     <w:p>
@@ -447,52 +511,7 @@
         <w:rPr>
           <w:spacing w:val="12"/>
         </w:rPr>
-        <w:t>Designed and ran experiments via social campaigns to identify high-converting services, contributing to 25% lower acquisition costs for prioritized offerings.</w:t>
-      </w:r>
-    </w:p>
-    <w:p>
-      <w:pPr>
-        <w:tabs>
-          <w:tab w:val="right" w:pos="10080"/>
-        </w:tabs>
-        <w:spacing w:before="200" w:after="60"/>
-      </w:pPr>
-      <w:r>
-        <w:rPr>
-          <w:b/>
-          <w:bCs/>
-          <w:color w:val="43486B"/>
-          <w:spacing w:val="30"/>
-          <w:sz w:val="20"/>
-          <w:szCs w:val="20"/>
-        </w:rPr>
-        <w:t>UI &amp; Digital Designer</w:t>
-      </w:r>
-      <w:r>
-        <w:rPr>
-          <w:spacing w:val="12"/>
-          <w:sz w:val="20"/>
-          <w:szCs w:val="20"/>
-        </w:rPr>
-        <w:t xml:space="preserve">  ·  Ria Money Transfer</w:t>
-      </w:r>
-      <w:r>
-        <w:rPr>
-          <w:sz w:val="20"/>
-          <w:szCs w:val="20"/>
-        </w:rPr>
-        <w:tab/>
-      </w:r>
-      <w:r>
-        <w:rPr>
-          <w:i/>
-          <w:iCs/>
-          <w:color w:val="A3957C"/>
-          <w:spacing w:val="12"/>
-          <w:sz w:val="17"/>
-          <w:szCs w:val="17"/>
-        </w:rPr>
-        <w:t>Sep 2020 – Mar 2022</w:t>
+        <w:t xml:space="preserve">Designed product illustrations and micro-animations for Ria's mobile app to guide users through key flows and improve interface comprehension.</w:t>
       </w:r>
     </w:p>
     <w:p>
@@ -509,7 +528,52 @@
         <w:rPr>
           <w:spacing w:val="12"/>
         </w:rPr>
-        <w:t>Collaborated with HR and Product Marketing to craft a new employer brand identity positioning Ria as a FinTech leader; defined KPIs monitored through LinkedIn interaction data.</w:t>
+        <w:t xml:space="preserve">Unified brand guidelines and created a DAM system used across developer, designer, comms, marketing, and brick-and-mortar teams.</w:t>
+      </w:r>
+    </w:p>
+    <w:p>
+      <w:pPr>
+        <w:tabs>
+          <w:tab w:val="right" w:pos="10080"/>
+        </w:tabs>
+        <w:spacing w:before="200" w:after="60"/>
+      </w:pPr>
+      <w:r>
+        <w:rPr>
+          <w:b/>
+          <w:bCs/>
+          <w:color w:val="43486B"/>
+          <w:spacing w:val="30"/>
+          <w:sz w:val="20"/>
+          <w:szCs w:val="20"/>
+        </w:rPr>
+        <w:t>Product Designer</w:t>
+      </w:r>
+      <w:r>
+        <w:rPr>
+          <w:spacing w:val="12"/>
+          <w:sz w:val="20"/>
+          <w:szCs w:val="20"/>
+        </w:rPr>
+        <w:t xml:space="preserve">  ·  Saturno Design</w:t>
+      </w:r>
+      <w:r>
+        <w:rPr>
+          <w:sz w:val="20"/>
+          <w:szCs w:val="20"/>
+        </w:rPr>
+        <w:tab/>
+      </w:r>
+      <w:r>
+        <w:rPr>
+          <w:i/>
+          <w:iCs/>
+          <w:color w:val="A3957C"/>
+          <w:spacing w:val="12"/>
+          <w:sz w:val="17"/>
+          <w:szCs w:val="17"/>
+        </w:rPr>
+        <w:t>Sep 2016 – Aug 2019</w:t>
       </w:r>
     </w:p>
     <w:p>
@@ -526,52 +590,7 @@
         <w:rPr>
           <w:spacing w:val="12"/>
         </w:rPr>
-        <w:t>Designed Ria's storytelling through social media campaigns, including financial literacy campaign that grew Ria's following by 200%+ (IG) and 70%+ (LI) in under a year.</w:t>
-      </w:r>
-    </w:p>
-    <w:p>
-      <w:pPr>
-        <w:tabs>
-          <w:tab w:val="right" w:pos="10080"/>
-        </w:tabs>
-        <w:spacing w:before="200" w:after="60"/>
-      </w:pPr>
-      <w:r>
-        <w:rPr>
-          <w:b/>
-          <w:bCs/>
-          <w:color w:val="43486B"/>
-          <w:spacing w:val="30"/>
-          <w:sz w:val="20"/>
-          <w:szCs w:val="20"/>
-        </w:rPr>
-        <w:t>Creative Director</w:t>
-      </w:r>
-      <w:r>
-        <w:rPr>
-          <w:spacing w:val="12"/>
-          <w:sz w:val="20"/>
-          <w:szCs w:val="20"/>
-        </w:rPr>
-        <w:t xml:space="preserve">  ·  Service Club</w:t>
-      </w:r>
-      <w:r>
-        <w:rPr>
-          <w:sz w:val="20"/>
-          <w:szCs w:val="20"/>
-        </w:rPr>
-        <w:tab/>
-      </w:r>
-      <w:r>
-        <w:rPr>
-          <w:i/>
-          <w:iCs/>
-          <w:color w:val="A3957C"/>
-          <w:spacing w:val="12"/>
-          <w:sz w:val="17"/>
-          <w:szCs w:val="17"/>
-        </w:rPr>
-        <w:t>6-month contract  ·  Mar 2020 – Sep 2020</w:t>
+        <w:t>Created 13 design packages (website, email and proposal templates, with component standards for each) for clients including K&amp;L Gates, Barclay Damon and FordHarrison, balancing a design-led PM's bar for craft with developers' limited time.</w:t>
       </w:r>
     </w:p>
     <w:p>
@@ -588,7 +607,89 @@
         <w:rPr>
           <w:spacing w:val="12"/>
         </w:rPr>
-        <w:t>Conducted UX research on couriers, identifying a key pain point (processing paperwork) that transformed Service Club value proposition, and demographic trends that reshaped targeting.</w:t>
+        <w:t xml:space="preserve">Designed updates for Saturno's own software (a custom email system, CMS and data analytics platform) that client projects ran on.</w:t>
+      </w:r>
+    </w:p>
+    <w:p>
+      <w:pPr>
+        <w:spacing w:before="40" w:after="40"/>
+        <w:jc w:val="both"/>
+      </w:pPr>
+    </w:p>
+    <w:p>
+      <w:pPr>
+        <w:spacing w:before="40" w:after="40"/>
+        <w:jc w:val="both"/>
+      </w:pPr>
+    </w:p>
+    <w:p>
+      <w:pPr>
+        <w:spacing w:before="40" w:after="40"/>
+        <w:jc w:val="both"/>
+      </w:pPr>
+    </w:p>
+    <w:p>
+      <w:pPr>
+        <w:spacing w:before="40" w:after="40"/>
+        <w:jc w:val="both"/>
+      </w:pPr>
+    </w:p>
+    <w:p>
+      <w:pPr>
+        <w:spacing w:before="40" w:after="40"/>
+        <w:jc w:val="both"/>
+      </w:pPr>
+    </w:p>
+    <w:p>
+      <w:pPr>
+        <w:spacing w:before="40" w:after="40"/>
+        <w:jc w:val="both"/>
+      </w:pPr>
+    </w:p>
+    <w:p>
+      <w:pPr>
+        <w:tabs>
+          <w:tab w:val="right" w:pos="10080"/>
+        </w:tabs>
+        <w:spacing w:before="120"/>
+        <w:rPr>
+          <w:b/>
+          <w:bCs/>
+          <w:color w:val="43486B"/>
+          <w:spacing w:val="30"/>
+          <w:sz w:val="20"/>
+          <w:szCs w:val="20"/>
+        </w:rPr>
+      </w:pPr>
+      <w:r>
+        <w:rPr>
+          <w:b/>
+          <w:bCs/>
+          <w:color w:val="43486B"/>
+          <w:spacing w:val="30"/>
+          <w:sz w:val="20"/>
+          <w:szCs w:val="20"/>
+        </w:rPr>
+        <w:lastRenderedPageBreak/>
+        <w:t>Independent Projects &amp; Ventures</w:t>
+      </w:r>
+      <w:r>
+        <w:rPr>
+          <w:sz w:val="20"/>
+          <w:szCs w:val="20"/>
+        </w:rPr>
+        <w:tab/>
+      </w:r>
+      <w:r>
+        <w:rPr>
+          <w:i/>
+          <w:iCs/>
+          <w:color w:val="A3957C"/>
+          <w:spacing w:val="12"/>
+          <w:sz w:val="17"/>
+          <w:szCs w:val="17"/>
+        </w:rPr>
+        <w:t>Sep 2013 – Present</w:t>
       </w:r>
     </w:p>
     <w:p>
@@ -605,52 +706,7 @@
         <w:rPr>
           <w:spacing w:val="12"/>
         </w:rPr>
-        <w:t>Created courses on Service Club Academy that helped navigate Spanish work visas, helping turn the couriers' biggest blocker into the product's main acquisition channel.</w:t>
-      </w:r>
-    </w:p>
-    <w:p>
-      <w:pPr>
-        <w:tabs>
-          <w:tab w:val="right" w:pos="10080"/>
-        </w:tabs>
-        <w:spacing w:before="200" w:after="60"/>
-      </w:pPr>
-      <w:r>
-        <w:rPr>
-          <w:b/>
-          <w:bCs/>
-          <w:color w:val="43486B"/>
-          <w:spacing w:val="30"/>
-          <w:sz w:val="20"/>
-          <w:szCs w:val="20"/>
-        </w:rPr>
-        <w:t>Product Designer</w:t>
-      </w:r>
-      <w:r>
-        <w:rPr>
-          <w:spacing w:val="12"/>
-          <w:sz w:val="20"/>
-          <w:szCs w:val="20"/>
-        </w:rPr>
-        <w:t xml:space="preserve">  ·  Saturno Design</w:t>
-      </w:r>
-      <w:r>
-        <w:rPr>
-          <w:sz w:val="20"/>
-          <w:szCs w:val="20"/>
-        </w:rPr>
-        <w:tab/>
-      </w:r>
-      <w:r>
-        <w:rPr>
-          <w:i/>
-          <w:iCs/>
-          <w:color w:val="A3957C"/>
-          <w:spacing w:val="12"/>
-          <w:sz w:val="17"/>
-          <w:szCs w:val="17"/>
-        </w:rPr>
-        <w:t>Sep 2016 – Aug 2019</w:t>
+        <w:t>Conducted UX research for Hilti, analysing 4,000+ customer emails, 200 surveys and 20 in-depth interviews to trace churn among lower-income customers to cost-structure confusion rather than product quality; proposed a rent-vs-buy value calculator to address it.</w:t>
       </w:r>
     </w:p>
     <w:p>
@@ -667,41 +723,36 @@
         <w:rPr>
           <w:spacing w:val="12"/>
         </w:rPr>
-        <w:t>Created 13 design packages including website, email, and proposal document templates establishing visual hierarchy, information architecture, and component standards for each. Clients included K&amp;L Gates, Barclay Damon, and FordHarrison.</w:t>
-      </w:r>
-    </w:p>
-    <w:p>
-      <w:pPr>
-        <w:pStyle w:val="ListParagraph"/>
-        <w:numPr>
-          <w:ilvl w:val="0"/>
-          <w:numId w:val="2"/>
-        </w:numPr>
-        <w:spacing w:before="40" w:after="40"/>
-        <w:jc w:val="both"/>
-      </w:pPr>
-      <w:r>
-        <w:rPr>
-          <w:spacing w:val="12"/>
-        </w:rPr>
-        <w:t>Created a marketing campaign for LensBaby, reframing their products as videography tools to enter a new and growing market.</w:t>
-      </w:r>
-    </w:p>
-    <w:p>
-      <w:pPr>
-        <w:spacing w:before="40" w:after="40"/>
-        <w:jc w:val="both"/>
-      </w:pPr>
-    </w:p>
-    <w:p>
-      <w:pPr>
-        <w:spacing w:before="40" w:after="40"/>
-        <w:jc w:val="both"/>
-      </w:pPr>
-    </w:p>
-    <w:p>
-      <w:pPr>
-        <w:spacing w:before="120"/>
+        <w:t>As Creative Director for Service Club (6-month contract, 2020), worked as a courier to research sign-up, found paperwork was the biggest blocker, and turned it into the main acquisition channel through visa courses on Service Club Academy.</w:t>
+      </w:r>
+    </w:p>
+    <w:p>
+      <w:pPr>
+        <w:pBdr>
+          <w:bottom w:val="single" w:sz="10" w:space="4" w:color="BCAC8F"/>
+        </w:pBdr>
+        <w:spacing w:before="320" w:after="100"/>
+      </w:pPr>
+      <w:r>
+        <w:rPr>
+          <w:b/>
+          <w:bCs/>
+          <w:color w:val="A3957C"/>
+          <w:spacing w:val="60"/>
+          <w:sz w:val="19"/>
+          <w:szCs w:val="19"/>
+        </w:rPr>
+        <w:t>EDUCATION</w:t>
+      </w:r>
+    </w:p>
+    <w:p>
+      <w:pPr>
+        <w:tabs>
+          <w:tab w:val="right" w:pos="10080"/>
+        </w:tabs>
+        <w:spacing w:before="140" w:after="40"/>
+      </w:pPr>
+      <w:r>
         <w:rPr>
           <w:b/>
           <w:bCs/>
@@ -710,6 +761,44 @@
           <w:sz w:val="20"/>
           <w:szCs w:val="20"/>
         </w:rPr>
+        <w:t>IE Business School</w:t>
+      </w:r>
+      <w:r>
+        <w:rPr>
+          <w:sz w:val="20"/>
+          <w:szCs w:val="20"/>
+        </w:rPr>
+        <w:tab/>
+      </w:r>
+      <w:r>
+        <w:rPr>
+          <w:i/>
+          <w:iCs/>
+          <w:color w:val="A3957C"/>
+          <w:spacing w:val="12"/>
+          <w:sz w:val="17"/>
+          <w:szCs w:val="17"/>
+        </w:rPr>
+        <w:t>Sep 2019 – Jul 2020</w:t>
+      </w:r>
+    </w:p>
+    <w:p>
+      <w:pPr>
+        <w:spacing w:after="80"/>
+      </w:pPr>
+      <w:r>
+        <w:rPr>
+          <w:spacing w:val="12"/>
+        </w:rPr>
+        <w:t>Master in Customer Experience &amp; Innovation</w:t>
+      </w:r>
+    </w:p>
+    <w:p>
+      <w:pPr>
+        <w:tabs>
+          <w:tab w:val="right" w:pos="10080"/>
+        </w:tabs>
+        <w:spacing w:before="140" w:after="40"/>
       </w:pPr>
       <w:r>
         <w:rPr>
@@ -720,8 +809,7 @@
           <w:sz w:val="20"/>
           <w:szCs w:val="20"/>
         </w:rPr>
-        <w:lastRenderedPageBreak/>
-        <w:t>Product Strategy, Entrepreneurship &amp; Venture Leadership</w:t>
+        <w:t>New York Institute of Technology</w:t>
       </w:r>
       <w:r>
         <w:rPr>
@@ -729,13 +817,6 @@
           <w:szCs w:val="20"/>
         </w:rPr>
         <w:tab/>
-      </w:r>
-      <w:r>
-        <w:rPr>
-          <w:sz w:val="20"/>
-          <w:szCs w:val="20"/>
-        </w:rPr>
-        <w:t xml:space="preserve">       </w:t>
       </w:r>
       <w:r>
         <w:rPr>
@@ -746,58 +827,18 @@
           <w:sz w:val="17"/>
           <w:szCs w:val="17"/>
         </w:rPr>
-        <w:t>Sep 2013 – Present</w:t>
-      </w:r>
-    </w:p>
-    <w:p>
-      <w:pPr>
-        <w:pStyle w:val="ListParagraph"/>
-        <w:numPr>
-          <w:ilvl w:val="0"/>
-          <w:numId w:val="2"/>
-        </w:numPr>
-        <w:spacing w:before="40" w:after="40"/>
-        <w:jc w:val="both"/>
-      </w:pPr>
-      <w:r>
-        <w:rPr>
-          <w:spacing w:val="12"/>
-        </w:rPr>
-        <w:t>Conducted UX research for Hilti, analysing 4,000+ customer emails, 200 surveys and 20 in-depth interviews to trace churn among lower-income customers to cost-structure confusion rather than product quality; proposed a rent-vs-buy value calculator to address it.</w:t>
-      </w:r>
-    </w:p>
-    <w:p>
-      <w:pPr>
-        <w:pStyle w:val="ListParagraph"/>
-        <w:numPr>
-          <w:ilvl w:val="0"/>
-          <w:numId w:val="2"/>
-        </w:numPr>
-        <w:spacing w:before="40" w:after="40"/>
-        <w:jc w:val="both"/>
-      </w:pPr>
-      <w:r>
-        <w:rPr>
-          <w:spacing w:val="12"/>
-        </w:rPr>
-        <w:t>Co-founded NomadsRelocation, automating visa workflows for digital nomads relocating to Spain.</w:t>
-      </w:r>
-    </w:p>
-    <w:p>
-      <w:pPr>
-        <w:pStyle w:val="ListParagraph"/>
-        <w:numPr>
-          <w:ilvl w:val="0"/>
-          <w:numId w:val="2"/>
-        </w:numPr>
-        <w:spacing w:before="40" w:after="40"/>
-        <w:jc w:val="both"/>
-      </w:pPr>
-      <w:r>
-        <w:rPr>
-          <w:spacing w:val="12"/>
-        </w:rPr>
-        <w:t>Created an educational quiz chatbot for IE Business School's Macroeconomics course.</w:t>
+        <w:t>Sep 2008 – Jul 2012</w:t>
+      </w:r>
+    </w:p>
+    <w:p>
+      <w:pPr>
+        <w:spacing w:after="80"/>
+      </w:pPr>
+      <w:r>
+        <w:rPr>
+          <w:spacing w:val="12"/>
+        </w:rPr>
+        <w:t>Bachelor of Arts in Graphic Design</w:t>
       </w:r>
     </w:p>
     <w:p>
@@ -816,153 +857,38 @@
           <w:sz w:val="19"/>
           <w:szCs w:val="19"/>
         </w:rPr>
-        <w:t>EDUCATION</w:t>
-      </w:r>
-    </w:p>
-    <w:p>
-      <w:pPr>
-        <w:tabs>
-          <w:tab w:val="right" w:pos="10080"/>
-        </w:tabs>
-        <w:spacing w:before="140" w:after="40"/>
+        <w:t>SKILLS &amp; TOOLS</w:t>
+      </w:r>
+    </w:p>
+    <w:p>
+      <w:pPr>
+        <w:spacing w:before="55" w:after="55"/>
       </w:pPr>
       <w:r>
         <w:rPr>
           <w:b/>
           <w:bCs/>
           <w:color w:val="43486B"/>
-          <w:spacing w:val="30"/>
-          <w:sz w:val="20"/>
-          <w:szCs w:val="20"/>
-        </w:rPr>
-        <w:t>IE Business School</w:t>
-      </w:r>
-      <w:r>
-        <w:rPr>
-          <w:sz w:val="20"/>
-          <w:szCs w:val="20"/>
-        </w:rPr>
-        <w:tab/>
-      </w:r>
-      <w:r>
-        <w:rPr>
-          <w:i/>
-          <w:iCs/>
-          <w:color w:val="A3957C"/>
-          <w:spacing w:val="12"/>
-          <w:sz w:val="17"/>
-          <w:szCs w:val="17"/>
-        </w:rPr>
-        <w:t>Sep 2019 – Jul 2020</w:t>
-      </w:r>
-    </w:p>
-    <w:p>
-      <w:pPr>
-        <w:spacing w:after="80"/>
-      </w:pPr>
-      <w:r>
-        <w:rPr>
-          <w:spacing w:val="12"/>
-        </w:rPr>
-        <w:t>Master in Customer Experience &amp; Innovation</w:t>
-      </w:r>
-    </w:p>
-    <w:p>
-      <w:pPr>
-        <w:tabs>
-          <w:tab w:val="right" w:pos="10080"/>
-        </w:tabs>
-        <w:spacing w:before="140" w:after="40"/>
+          <w:spacing w:val="12"/>
+        </w:rPr>
+        <w:t xml:space="preserve">Research &amp; Insights:  </w:t>
+      </w:r>
+      <w:r>
+        <w:rPr>
+          <w:spacing w:val="12"/>
+        </w:rPr>
+        <w:t>User interviews, Usability testing, Synthesis, Analytics (GA4, Mixpanel)</w:t>
+      </w:r>
+    </w:p>
+    <w:p>
+      <w:pPr>
+        <w:spacing w:before="55" w:after="55"/>
       </w:pPr>
       <w:r>
         <w:rPr>
           <w:b/>
           <w:bCs/>
           <w:color w:val="43486B"/>
-          <w:spacing w:val="30"/>
-          <w:sz w:val="20"/>
-          <w:szCs w:val="20"/>
-        </w:rPr>
-        <w:t>New York Institute of Technology</w:t>
-      </w:r>
-      <w:r>
-        <w:rPr>
-          <w:sz w:val="20"/>
-          <w:szCs w:val="20"/>
-        </w:rPr>
-        <w:tab/>
-      </w:r>
-      <w:r>
-        <w:rPr>
-          <w:i/>
-          <w:iCs/>
-          <w:color w:val="A3957C"/>
-          <w:spacing w:val="12"/>
-          <w:sz w:val="17"/>
-          <w:szCs w:val="17"/>
-        </w:rPr>
-        <w:t>Sep 2008 – Jul 2012</w:t>
-      </w:r>
-    </w:p>
-    <w:p>
-      <w:pPr>
-        <w:spacing w:after="80"/>
-      </w:pPr>
-      <w:r>
-        <w:rPr>
-          <w:spacing w:val="12"/>
-        </w:rPr>
-        <w:t>Bachelor of Arts in Graphic Design</w:t>
-      </w:r>
-    </w:p>
-    <w:p>
-      <w:pPr>
-        <w:pBdr>
-          <w:bottom w:val="single" w:sz="10" w:space="4" w:color="BCAC8F"/>
-        </w:pBdr>
-        <w:spacing w:before="320" w:after="100"/>
-      </w:pPr>
-      <w:r>
-        <w:rPr>
-          <w:b/>
-          <w:bCs/>
-          <w:color w:val="A3957C"/>
-          <w:spacing w:val="60"/>
-          <w:sz w:val="19"/>
-          <w:szCs w:val="19"/>
-        </w:rPr>
-        <w:t>SKILLS &amp; TOOLS</w:t>
-      </w:r>
-    </w:p>
-    <w:p>
-      <w:pPr>
-        <w:spacing w:before="55" w:after="55"/>
-      </w:pPr>
-      <w:r>
-        <w:rPr>
-          <w:b/>
-          <w:bCs/>
-          <w:color w:val="43486B"/>
-          <w:spacing w:val="12"/>
-        </w:rPr>
-        <w:t xml:space="preserve">Research &amp; Insights:  </w:t>
-      </w:r>
-      <w:r>
-        <w:rPr>
-          <w:spacing w:val="12"/>
-        </w:rPr>
-        <w:t>User interviews, Usability testing, Synthesis, Analytics (GA4, Mixpanel)</w:t>
-      </w:r>
-    </w:p>
-    <w:p>
-      <w:pPr>
-        <w:spacing w:before="55" w:after="55"/>
-      </w:pPr>
-      <w:r>
-        <w:rPr>
-          <w:b/>
-          <w:bCs/>
-          <w:color w:val="43486B"/>
           <w:spacing w:val="12"/>
         </w:rPr>
         <w:t xml:space="preserve">Design &amp; Craft:  </w:t>
@@ -971,7 +897,7 @@
         <w:rPr>
           <w:spacing w:val="12"/>
         </w:rPr>
-        <w:t>Figma, Adobe CS, Design systems, Prototyping, Micro-animations, Motion Graphics, Visual design</w:t>
+        <w:t>Figma, Storybook, Adobe CS, Design systems, Prototyping, Micro-animations, Motion Graphics, Visual design</w:t>
       </w:r>
     </w:p>
     <w:p>
@@ -1762,6 +1688,7 @@
   <w:style w:type="character" w:default="1" w:styleId="DefaultParagraphFont">
     <w:name w:val="Default Paragraph Font"/>
     <w:uiPriority w:val="1"/>
+    <w:semiHidden/>
     <w:unhideWhenUsed/>
   </w:style>
   <w:style w:type="table" w:default="1" w:styleId="TableNormal">

--- a/Resume_UX_cbolorinos.docx
+++ b/Resume_UX_cbolorinos.docx
@@ -432,7 +432,7 @@
         <w:rPr>
           <w:spacing w:val="12"/>
         </w:rPr>
-        <w:t>Proposed and ran 15+ A/B experiments on the SwissBorg website, using the dev team's existing testing setup and adding Hotjar, to grow app downloads and upsell conversion.</w:t>
+        <w:t>Proposed and ran 15+ A/B experiments on the SwissBorg website, using the dev team's existing testing setup and adding Hotjar, doubling the website's conversion rate.</w:t>
       </w:r>
     </w:p>
     <w:p>
@@ -449,7 +449,7 @@
         <w:rPr>
           <w:spacing w:val="12"/>
         </w:rPr>
-        <w:t xml:space="preserve">Created an ESG monitoring interface for cryptocurrencies, helping users make investments that were better aligned with their values.</w:t>
+        <w:t>Created an ESG monitoring interface for cryptocurrencies, helping users make investments that were better aligned with their values.</w:t>
       </w:r>
     </w:p>
     <w:p>
@@ -511,7 +511,7 @@
         <w:rPr>
           <w:spacing w:val="12"/>
         </w:rPr>
-        <w:t xml:space="preserve">Designed product illustrations and micro-animations for Ria's mobile app to guide users through key flows and improve interface comprehension.</w:t>
+        <w:t>Designed product illustrations and micro-animations for Ria's mobile app to guide users through key flows and improve interface comprehension.</w:t>
       </w:r>
     </w:p>
     <w:p>
@@ -528,7 +528,7 @@
         <w:rPr>
           <w:spacing w:val="12"/>
         </w:rPr>
-        <w:t xml:space="preserve">Unified brand guidelines and created a DAM system used across developer, designer, comms, marketing, and brick-and-mortar teams.</w:t>
+        <w:t>Unified brand guidelines and created a DAM system used across developer, designer, comms, marketing, and brick-and-mortar teams.</w:t>
       </w:r>
     </w:p>
     <w:p>
@@ -607,8 +607,20 @@
         <w:rPr>
           <w:spacing w:val="12"/>
         </w:rPr>
-        <w:t xml:space="preserve">Designed updates for Saturno's own software (a custom email system, CMS and data analytics platform) that client projects ran on.</w:t>
-      </w:r>
+        <w:t>Designed updates for Saturno's own software (a custom email system, CMS and data analytics platform) that client projects ran on.</w:t>
+      </w:r>
+    </w:p>
+    <w:p>
+      <w:pPr>
+        <w:spacing w:before="40" w:after="40"/>
+        <w:jc w:val="both"/>
+      </w:pPr>
+    </w:p>
+    <w:p>
+      <w:pPr>
+        <w:spacing w:before="40" w:after="40"/>
+        <w:jc w:val="both"/>
+      </w:pPr>
     </w:p>
     <w:p>
       <w:pPr>
@@ -897,7 +909,14 @@
         <w:rPr>
           <w:spacing w:val="12"/>
         </w:rPr>
-        <w:t>Figma, Storybook, Adobe CS, Design systems, Prototyping, Micro-animations, Motion Graphics, Visual design</w:t>
+        <w:t>Figma, Storybook, Adobe CS, Design systems, Figma prototyping, Micro</w:t>
+      </w:r>
+      <w:r>
+        <w:rPr>
+          <w:spacing w:val="12"/>
+        </w:rPr>
+        <w:noBreakHyphen/>
+        <w:t>animations, Motion Graphics, Visual design</w:t>
       </w:r>
     </w:p>
     <w:p>
